--- a/samples/docx/lyst.docx
+++ b/samples/docx/lyst.docx
@@ -68,11 +68,15 @@
     </w:p>
     <w:p/>
     <w:p>
+      <w:pPr>
+        <w:tabs>
+          <w:tab w:pos="7087" w:val="left"/>
+        </w:tabs>
+      </w:pPr>
       <w:r>
         <w:t>Заступник директора</w:t>
       </w:r>
       <w:r>
-        <w:tab/>
         <w:tab/>
       </w:r>
       <w:r>
